--- a/klagomål/A 29171-2026 FSC-klagomål.docx
+++ b/klagomål/A 29171-2026 FSC-klagomål.docx
@@ -734,7 +734,7 @@
     <w:r>
       <w:tab/>
       <w:tab/>
-      <w:t>2026-09-14</w:t>
+      <w:t>2026-09-15</w:t>
       <w:br/>
       <w:br/>
     </w:r>

--- a/klagomål/A 29171-2026 FSC-klagomål.docx
+++ b/klagomål/A 29171-2026 FSC-klagomål.docx
@@ -734,7 +734,7 @@
     <w:r>
       <w:tab/>
       <w:tab/>
-      <w:t>2026-09-15</w:t>
+      <w:t>2026-09-16</w:t>
       <w:br/>
       <w:br/>
     </w:r>

--- a/klagomål/A 29171-2026 FSC-klagomål.docx
+++ b/klagomål/A 29171-2026 FSC-klagomål.docx
@@ -734,7 +734,7 @@
     <w:r>
       <w:tab/>
       <w:tab/>
-      <w:t>2026-09-16</w:t>
+      <w:t>2026-09-17</w:t>
       <w:br/>
       <w:br/>
     </w:r>

--- a/klagomål/A 29171-2026 FSC-klagomål.docx
+++ b/klagomål/A 29171-2026 FSC-klagomål.docx
@@ -734,7 +734,7 @@
     <w:r>
       <w:tab/>
       <w:tab/>
-      <w:t>2026-09-17</w:t>
+      <w:t>2026-09-18</w:t>
       <w:br/>
       <w:br/>
     </w:r>

--- a/klagomål/A 29171-2026 FSC-klagomål.docx
+++ b/klagomål/A 29171-2026 FSC-klagomål.docx
@@ -734,7 +734,7 @@
     <w:r>
       <w:tab/>
       <w:tab/>
-      <w:t>2026-09-18</w:t>
+      <w:t>2026-09-19</w:t>
       <w:br/>
       <w:br/>
     </w:r>

--- a/klagomål/A 29171-2026 FSC-klagomål.docx
+++ b/klagomål/A 29171-2026 FSC-klagomål.docx
@@ -734,7 +734,7 @@
     <w:r>
       <w:tab/>
       <w:tab/>
-      <w:t>2026-09-19</w:t>
+      <w:t>2026-09-21</w:t>
       <w:br/>
       <w:br/>
     </w:r>

--- a/klagomål/A 29171-2026 FSC-klagomål.docx
+++ b/klagomål/A 29171-2026 FSC-klagomål.docx
@@ -734,7 +734,7 @@
     <w:r>
       <w:tab/>
       <w:tab/>
-      <w:t>2026-09-21</w:t>
+      <w:t>2026-09-23</w:t>
       <w:br/>
       <w:br/>
     </w:r>

--- a/klagomål/A 29171-2026 FSC-klagomål.docx
+++ b/klagomål/A 29171-2026 FSC-klagomål.docx
@@ -734,7 +734,7 @@
     <w:r>
       <w:tab/>
       <w:tab/>
-      <w:t>2026-09-23</w:t>
+      <w:t>2026-09-24</w:t>
       <w:br/>
       <w:br/>
     </w:r>

--- a/klagomål/A 29171-2026 FSC-klagomål.docx
+++ b/klagomål/A 29171-2026 FSC-klagomål.docx
@@ -734,7 +734,7 @@
     <w:r>
       <w:tab/>
       <w:tab/>
-      <w:t>2026-09-24</w:t>
+      <w:t>2026-09-25</w:t>
       <w:br/>
       <w:br/>
     </w:r>

--- a/klagomål/A 29171-2026 FSC-klagomål.docx
+++ b/klagomål/A 29171-2026 FSC-klagomål.docx
@@ -734,7 +734,7 @@
     <w:r>
       <w:tab/>
       <w:tab/>
-      <w:t>2026-09-25</w:t>
+      <w:t>2026-09-26</w:t>
       <w:br/>
       <w:br/>
     </w:r>

--- a/klagomål/A 29171-2026 FSC-klagomål.docx
+++ b/klagomål/A 29171-2026 FSC-klagomål.docx
@@ -178,7 +178,7 @@
       <w:r>
         <w:drawing>
           <wp:inline xmlns:a="http://schemas.openxmlformats.org/drawingml/2006/main" xmlns:pic="http://schemas.openxmlformats.org/drawingml/2006/picture">
-            <wp:extent cx="5486400" cy="3107075"/>
+            <wp:extent cx="5486400" cy="2988297"/>
             <wp:docPr id="1" name="Picture 1"/>
             <wp:cNvGraphicFramePr>
               <a:graphicFrameLocks noChangeAspect="1"/>
@@ -199,7 +199,7 @@
                   <pic:spPr>
                     <a:xfrm>
                       <a:off x="0" y="0"/>
-                      <a:ext cx="5486400" cy="3107075"/>
+                      <a:ext cx="5486400" cy="2988297"/>
                     </a:xfrm>
                     <a:prstGeom prst="rect"/>
                   </pic:spPr>
@@ -221,7 +221,7 @@
     </w:p>
     <w:p>
       <w:r>
-        <w:t>I och inom 12 meter från avverkningsanmälan finns fynd av 4 naturvårdsarter, varav 2 är rödlistade och 3 är typiska (T): knottrig blåslav (NT, T), vitplätt (NT), hultbräken (T) och ormbär (T). Se Figur 1.</w:t>
+        <w:t>I och inom 12 meter från avverkningsanmälan finns fynd av 7 naturvårdsarter, varav 5 är rödlistade och 6 är typiska (T): garnlav (VU, T), knottrig blåslav (NT, T), talltagel (NT, T), tallticka (NT, T), vitplätt (NT), hultbräken (T) och ormbär (T). Se Figur 1.</w:t>
       </w:r>
     </w:p>
     <w:p>
@@ -245,6 +245,35 @@
     <w:p>
       <w:r>
         <w:t>Nedan följer beskrivningar av de naturvårdsarter och fridlysta arter som har sina livsmiljöer och växtplatser i den avverkningsanmälda skogen. De påträffade naturvårdsarterna är ett tydligt kvitto på att det rör sig om en skog med höga naturvärden.</w:t>
+      </w:r>
+    </w:p>
+    <w:p>
+      <w:r>
+        <w:rPr>
+          <w:b/>
+        </w:rPr>
+        <w:t>Garnlav (VU)</w:t>
+      </w:r>
+      <w:r>
+        <w:t xml:space="preserve"> är en utpräglad barrskogsart som ibland kan drapera träden i norrländska grannaturskogar med hög luftfuktighet. Den förekommer även i talldominerade bestånd där den, förutom i trädens grenverk, påträffas hängande över ojämnheter i tallbarken. Arten har minskat starkt i södra och mellersta Sverige och den minskar även i sitt nordliga utbredningsområde. Minskningstakten uppgår till 30 (20–50) % inom 50 år och överstiger gränsvärdet för Sårbar (VU). Orsaken till tillbakagången beror främst på slutavverkningar av naturskogsartade skogar. Bestånd med riklig förekomst bör regelmässigt sparas, vilket även gynnar flera andra sällsynta och rödlistade arter. Garnlav är värdväxt för den mycket sällsynta och akut hotade fjärilen barrskogslavfly (CR) som hör hemma i boreala barrskogar med riklig förekomst av värdväxten. Tidigare kunde arten konstateras årligen på flera platser vid Dala-Floda i Dalarna innan lokalerna kalavverkades. Senaste fyndet i landet av barrskogslavfly är från år 2000 då den påträffades vid Högberget i Sollefteå kommun. Garnlav är typisk art för </w:t>
+      </w:r>
+      <w:r>
+        <w:rPr>
+          <w:i/>
+        </w:rPr>
+        <w:t xml:space="preserve">9010 Taiga </w:t>
+      </w:r>
+      <w:r>
+        <w:t>och</w:t>
+      </w:r>
+      <w:r>
+        <w:rPr>
+          <w:i/>
+        </w:rPr>
+        <w:t xml:space="preserve"> 9070 Trädklädd betesmark</w:t>
+      </w:r>
+      <w:r>
+        <w:t xml:space="preserve"> (SLU Artdatabanken, 2026).</w:t>
       </w:r>
     </w:p>
     <w:p>
@@ -276,6 +305,55 @@
     <w:p>
       <w:r>
         <w:t>(SLU Artdatabanken, 2024; Nitare &amp; Skogsstyrelsen, 2019).</w:t>
+      </w:r>
+    </w:p>
+    <w:p>
+      <w:r>
+        <w:rPr>
+          <w:b/>
+        </w:rPr>
+        <w:t>Talltagel (NT)</w:t>
+      </w:r>
+      <w:r>
+        <w:t xml:space="preserve"> är en boreal art som förekommer på tall i äldre, öppna tallskogar. Den påverkas negativt av brist på kontinuitetsskog och minskningstakten bedöms vara nära gränsvärdet för Sårbar (VU). Talltagel är typisk art för </w:t>
+      </w:r>
+      <w:r>
+        <w:rPr>
+          <w:i/>
+        </w:rPr>
+        <w:t>9010 Taiga</w:t>
+      </w:r>
+      <w:r>
+        <w:t xml:space="preserve"> (SLU Artdatabanken, 2026).</w:t>
+      </w:r>
+    </w:p>
+    <w:p>
+      <w:r>
+        <w:rPr>
+          <w:b/>
+        </w:rPr>
+        <w:t xml:space="preserve">Tallticka (NT) </w:t>
+      </w:r>
+      <w:r>
+        <w:t xml:space="preserve">uppträder först på tallar som är 100–150 år gamla men är vanligast på träd som är runt 150–200 år eller äldre. I skogslandskapet är den främst knuten till tallnaturskogar och restbiotoper med biologiskt gamla träd och signalerar vanligtvis skyddsvärda tallbestånd med höga naturvärden. Tallticka är typisk art för </w:t>
+      </w:r>
+      <w:r>
+        <w:rPr>
+          <w:i/>
+        </w:rPr>
+        <w:t xml:space="preserve">9010 Taiga </w:t>
+      </w:r>
+      <w:r>
+        <w:t xml:space="preserve">och </w:t>
+      </w:r>
+      <w:r>
+        <w:rPr>
+          <w:i/>
+        </w:rPr>
+        <w:t>9060 Åsbarrskog</w:t>
+      </w:r>
+      <w:r>
+        <w:t xml:space="preserve"> (SLU Artdatabanken, 2023; Nitare &amp; Skogsstyrelsen, 2019).</w:t>
       </w:r>
     </w:p>
     <w:p>
@@ -419,7 +497,7 @@
         <w:rPr>
           <w:i/>
         </w:rPr>
-        <w:t>I det avverkningsanmälda skogsområdet har 4 naturvårdsarter varav 2 rödlistade arter sina livsmiljöer och växtplatser.</w:t>
+        <w:t>I det avverkningsanmälda skogsområdet har 7 naturvårdsarter varav 5 rödlistade arter sina livsmiljöer och växtplatser.</w:t>
       </w:r>
     </w:p>
     <w:p>
@@ -734,7 +812,7 @@
     <w:r>
       <w:tab/>
       <w:tab/>
-      <w:t>2026-09-26</w:t>
+      <w:t>2026-09-27</w:t>
       <w:br/>
       <w:br/>
     </w:r>

--- a/klagomål/A 29171-2026 FSC-klagomål.docx
+++ b/klagomål/A 29171-2026 FSC-klagomål.docx
@@ -812,7 +812,7 @@
     <w:r>
       <w:tab/>
       <w:tab/>
-      <w:t>2026-09-27</w:t>
+      <w:t>2026-09-28</w:t>
       <w:br/>
       <w:br/>
     </w:r>

--- a/klagomål/A 29171-2026 FSC-klagomål.docx
+++ b/klagomål/A 29171-2026 FSC-klagomål.docx
@@ -812,7 +812,7 @@
     <w:r>
       <w:tab/>
       <w:tab/>
-      <w:t>2026-09-28</w:t>
+      <w:t>2026-09-29</w:t>
       <w:br/>
       <w:br/>
     </w:r>

--- a/klagomål/A 29171-2026 FSC-klagomål.docx
+++ b/klagomål/A 29171-2026 FSC-klagomål.docx
@@ -812,7 +812,7 @@
     <w:r>
       <w:tab/>
       <w:tab/>
-      <w:t>2026-09-29</w:t>
+      <w:t>2026-09-30</w:t>
       <w:br/>
       <w:br/>
     </w:r>

--- a/klagomål/A 29171-2026 FSC-klagomål.docx
+++ b/klagomål/A 29171-2026 FSC-klagomål.docx
@@ -812,7 +812,7 @@
     <w:r>
       <w:tab/>
       <w:tab/>
-      <w:t>2026-09-30</w:t>
+      <w:t>2026-10-01</w:t>
       <w:br/>
       <w:br/>
     </w:r>

--- a/klagomål/A 29171-2026 FSC-klagomål.docx
+++ b/klagomål/A 29171-2026 FSC-klagomål.docx
@@ -812,7 +812,7 @@
     <w:r>
       <w:tab/>
       <w:tab/>
-      <w:t>2026-10-01</w:t>
+      <w:t>2026-10-02</w:t>
       <w:br/>
       <w:br/>
     </w:r>

--- a/klagomål/A 29171-2026 FSC-klagomål.docx
+++ b/klagomål/A 29171-2026 FSC-klagomål.docx
@@ -812,7 +812,7 @@
     <w:r>
       <w:tab/>
       <w:tab/>
-      <w:t>2026-10-02</w:t>
+      <w:t>2026-10-03</w:t>
       <w:br/>
       <w:br/>
     </w:r>

--- a/klagomål/A 29171-2026 FSC-klagomål.docx
+++ b/klagomål/A 29171-2026 FSC-klagomål.docx
@@ -812,7 +812,7 @@
     <w:r>
       <w:tab/>
       <w:tab/>
-      <w:t>2026-10-03</w:t>
+      <w:t>2026-10-04</w:t>
       <w:br/>
       <w:br/>
     </w:r>

--- a/klagomål/A 29171-2026 FSC-klagomål.docx
+++ b/klagomål/A 29171-2026 FSC-klagomål.docx
@@ -812,7 +812,7 @@
     <w:r>
       <w:tab/>
       <w:tab/>
-      <w:t>2026-10-04</w:t>
+      <w:t>2026-10-05</w:t>
       <w:br/>
       <w:br/>
     </w:r>

--- a/klagomål/A 29171-2026 FSC-klagomål.docx
+++ b/klagomål/A 29171-2026 FSC-klagomål.docx
@@ -812,7 +812,7 @@
     <w:r>
       <w:tab/>
       <w:tab/>
-      <w:t>2026-10-05</w:t>
+      <w:t>2026-10-06</w:t>
       <w:br/>
       <w:br/>
     </w:r>

--- a/klagomål/A 29171-2026 FSC-klagomål.docx
+++ b/klagomål/A 29171-2026 FSC-klagomål.docx
@@ -812,7 +812,7 @@
     <w:r>
       <w:tab/>
       <w:tab/>
-      <w:t>2026-10-06</w:t>
+      <w:t>2026-10-07</w:t>
       <w:br/>
       <w:br/>
     </w:r>

--- a/klagomål/A 29171-2026 FSC-klagomål.docx
+++ b/klagomål/A 29171-2026 FSC-klagomål.docx
@@ -812,7 +812,7 @@
     <w:r>
       <w:tab/>
       <w:tab/>
-      <w:t>2026-10-07</w:t>
+      <w:t>2026-10-08</w:t>
       <w:br/>
       <w:br/>
     </w:r>

--- a/klagomål/A 29171-2026 FSC-klagomål.docx
+++ b/klagomål/A 29171-2026 FSC-klagomål.docx
@@ -812,7 +812,7 @@
     <w:r>
       <w:tab/>
       <w:tab/>
-      <w:t>2026-10-08</w:t>
+      <w:t>2026-10-09</w:t>
       <w:br/>
       <w:br/>
     </w:r>

--- a/klagomål/A 29171-2026 FSC-klagomål.docx
+++ b/klagomål/A 29171-2026 FSC-klagomål.docx
@@ -812,7 +812,7 @@
     <w:r>
       <w:tab/>
       <w:tab/>
-      <w:t>2026-10-09</w:t>
+      <w:t>2026-10-10</w:t>
       <w:br/>
       <w:br/>
     </w:r>

--- a/klagomål/A 29171-2026 FSC-klagomål.docx
+++ b/klagomål/A 29171-2026 FSC-klagomål.docx
@@ -812,7 +812,7 @@
     <w:r>
       <w:tab/>
       <w:tab/>
-      <w:t>2026-10-10</w:t>
+      <w:t>2026-10-11</w:t>
       <w:br/>
       <w:br/>
     </w:r>

--- a/klagomål/A 29171-2026 FSC-klagomål.docx
+++ b/klagomål/A 29171-2026 FSC-klagomål.docx
@@ -812,7 +812,7 @@
     <w:r>
       <w:tab/>
       <w:tab/>
-      <w:t>2026-10-11</w:t>
+      <w:t>2026-10-12</w:t>
       <w:br/>
       <w:br/>
     </w:r>

--- a/klagomål/A 29171-2026 FSC-klagomål.docx
+++ b/klagomål/A 29171-2026 FSC-klagomål.docx
@@ -812,7 +812,7 @@
     <w:r>
       <w:tab/>
       <w:tab/>
-      <w:t>2026-10-12</w:t>
+      <w:t>2026-10-13</w:t>
       <w:br/>
       <w:br/>
     </w:r>

--- a/klagomål/A 29171-2026 FSC-klagomål.docx
+++ b/klagomål/A 29171-2026 FSC-klagomål.docx
@@ -812,7 +812,7 @@
     <w:r>
       <w:tab/>
       <w:tab/>
-      <w:t>2026-10-13</w:t>
+      <w:t>2026-10-14</w:t>
       <w:br/>
       <w:br/>
     </w:r>

--- a/klagomål/A 29171-2026 FSC-klagomål.docx
+++ b/klagomål/A 29171-2026 FSC-klagomål.docx
@@ -812,7 +812,7 @@
     <w:r>
       <w:tab/>
       <w:tab/>
-      <w:t>2026-10-14</w:t>
+      <w:t>2026-10-15</w:t>
       <w:br/>
       <w:br/>
     </w:r>

--- a/klagomål/A 29171-2026 FSC-klagomål.docx
+++ b/klagomål/A 29171-2026 FSC-klagomål.docx
@@ -812,7 +812,7 @@
     <w:r>
       <w:tab/>
       <w:tab/>
-      <w:t>2026-10-15</w:t>
+      <w:t>2026-10-16</w:t>
       <w:br/>
       <w:br/>
     </w:r>

--- a/klagomål/A 29171-2026 FSC-klagomål.docx
+++ b/klagomål/A 29171-2026 FSC-klagomål.docx
@@ -812,7 +812,7 @@
     <w:r>
       <w:tab/>
       <w:tab/>
-      <w:t>2026-10-16</w:t>
+      <w:t>2026-10-17</w:t>
       <w:br/>
       <w:br/>
     </w:r>

--- a/klagomål/A 29171-2026 FSC-klagomål.docx
+++ b/klagomål/A 29171-2026 FSC-klagomål.docx
@@ -812,7 +812,7 @@
     <w:r>
       <w:tab/>
       <w:tab/>
-      <w:t>2026-10-17</w:t>
+      <w:t>2026-10-18</w:t>
       <w:br/>
       <w:br/>
     </w:r>

--- a/klagomål/A 29171-2026 FSC-klagomål.docx
+++ b/klagomål/A 29171-2026 FSC-klagomål.docx
@@ -812,7 +812,7 @@
     <w:r>
       <w:tab/>
       <w:tab/>
-      <w:t>2026-10-18</w:t>
+      <w:t>2026-10-19</w:t>
       <w:br/>
       <w:br/>
     </w:r>

--- a/klagomål/A 29171-2026 FSC-klagomål.docx
+++ b/klagomål/A 29171-2026 FSC-klagomål.docx
@@ -812,7 +812,7 @@
     <w:r>
       <w:tab/>
       <w:tab/>
-      <w:t>2026-10-19</w:t>
+      <w:t>2026-10-20</w:t>
       <w:br/>
       <w:br/>
     </w:r>

--- a/klagomål/A 29171-2026 FSC-klagomål.docx
+++ b/klagomål/A 29171-2026 FSC-klagomål.docx
@@ -812,7 +812,7 @@
     <w:r>
       <w:tab/>
       <w:tab/>
-      <w:t>2026-10-20</w:t>
+      <w:t>2026-10-21</w:t>
       <w:br/>
       <w:br/>
     </w:r>

--- a/klagomål/A 29171-2026 FSC-klagomål.docx
+++ b/klagomål/A 29171-2026 FSC-klagomål.docx
@@ -812,7 +812,7 @@
     <w:r>
       <w:tab/>
       <w:tab/>
-      <w:t>2026-10-21</w:t>
+      <w:t>2026-10-22</w:t>
       <w:br/>
       <w:br/>
     </w:r>

--- a/klagomål/A 29171-2026 FSC-klagomål.docx
+++ b/klagomål/A 29171-2026 FSC-klagomål.docx
@@ -812,7 +812,7 @@
     <w:r>
       <w:tab/>
       <w:tab/>
-      <w:t>2026-10-22</w:t>
+      <w:t>2026-10-23</w:t>
       <w:br/>
       <w:br/>
     </w:r>

--- a/klagomål/A 29171-2026 FSC-klagomål.docx
+++ b/klagomål/A 29171-2026 FSC-klagomål.docx
@@ -812,7 +812,7 @@
     <w:r>
       <w:tab/>
       <w:tab/>
-      <w:t>2026-10-23</w:t>
+      <w:t>2026-10-24</w:t>
       <w:br/>
       <w:br/>
     </w:r>

--- a/klagomål/A 29171-2026 FSC-klagomål.docx
+++ b/klagomål/A 29171-2026 FSC-klagomål.docx
@@ -812,7 +812,7 @@
     <w:r>
       <w:tab/>
       <w:tab/>
-      <w:t>2026-10-24</w:t>
+      <w:t>2026-10-25</w:t>
       <w:br/>
       <w:br/>
     </w:r>

--- a/klagomål/A 29171-2026 FSC-klagomål.docx
+++ b/klagomål/A 29171-2026 FSC-klagomål.docx
@@ -812,7 +812,7 @@
     <w:r>
       <w:tab/>
       <w:tab/>
-      <w:t>2026-10-25</w:t>
+      <w:t>2026-10-26</w:t>
       <w:br/>
       <w:br/>
     </w:r>

--- a/klagomål/A 29171-2026 FSC-klagomål.docx
+++ b/klagomål/A 29171-2026 FSC-klagomål.docx
@@ -812,7 +812,7 @@
     <w:r>
       <w:tab/>
       <w:tab/>
-      <w:t>2026-10-26</w:t>
+      <w:t>2026-10-27</w:t>
       <w:br/>
       <w:br/>
     </w:r>

--- a/klagomål/A 29171-2026 FSC-klagomål.docx
+++ b/klagomål/A 29171-2026 FSC-klagomål.docx
@@ -812,7 +812,7 @@
     <w:r>
       <w:tab/>
       <w:tab/>
-      <w:t>2026-10-27</w:t>
+      <w:t>2026-10-28</w:t>
       <w:br/>
       <w:br/>
     </w:r>

--- a/klagomål/A 29171-2026 FSC-klagomål.docx
+++ b/klagomål/A 29171-2026 FSC-klagomål.docx
@@ -812,7 +812,7 @@
     <w:r>
       <w:tab/>
       <w:tab/>
-      <w:t>2026-10-28</w:t>
+      <w:t>2026-10-29</w:t>
       <w:br/>
       <w:br/>
     </w:r>

--- a/klagomål/A 29171-2026 FSC-klagomål.docx
+++ b/klagomål/A 29171-2026 FSC-klagomål.docx
@@ -812,7 +812,7 @@
     <w:r>
       <w:tab/>
       <w:tab/>
-      <w:t>2026-10-29</w:t>
+      <w:t>2026-10-31</w:t>
       <w:br/>
       <w:br/>
     </w:r>
